--- a/server/templates/rapor/template_pts_genap.docx
+++ b/server/templates/rapor/template_pts_genap.docx
@@ -1193,8 +1193,8 @@
     <w:tbl>
       <w:tblPr>
         <w:tblStyle w:val="TableGrid"/>
-        <w:tblW w:w="10898" w:type="dxa"/>
-        <w:tblInd w:w="609" w:type="dxa"/>
+        <w:tblW w:w="11084" w:type="dxa"/>
+        <w:tblInd w:w="530" w:type="dxa"/>
         <w:tblBorders>
           <w:top w:val="single" w:sz="8" w:space="0" w:color="000000" w:themeColor="text1"/>
           <w:left w:val="single" w:sz="8" w:space="0" w:color="000000" w:themeColor="text1"/>
@@ -1203,13 +1203,14 @@
           <w:insideH w:val="single" w:sz="8" w:space="0" w:color="000000" w:themeColor="text1"/>
           <w:insideV w:val="single" w:sz="8" w:space="0" w:color="000000" w:themeColor="text1"/>
         </w:tblBorders>
+        <w:tblLayout w:type="fixed"/>
         <w:tblLook w:val="04A0" w:firstRow="1" w:lastRow="0" w:firstColumn="1" w:lastColumn="0" w:noHBand="0" w:noVBand="1"/>
       </w:tblPr>
       <w:tblGrid>
-        <w:gridCol w:w="2889"/>
-        <w:gridCol w:w="2650"/>
-        <w:gridCol w:w="1825"/>
-        <w:gridCol w:w="3534"/>
+        <w:gridCol w:w="594"/>
+        <w:gridCol w:w="3567"/>
+        <w:gridCol w:w="1395"/>
+        <w:gridCol w:w="5528"/>
       </w:tblGrid>
       <w:tr>
         <w:trPr>
@@ -1217,7 +1218,7 @@
         </w:trPr>
         <w:tc>
           <w:tcPr>
-            <w:tcW w:w="2889" w:type="dxa"/>
+            <w:tcW w:w="594" w:type="dxa"/>
             <w:tcBorders>
               <w:bottom w:val="single" w:sz="4" w:space="0" w:color="auto"/>
             </w:tcBorders>
@@ -1243,7 +1244,7 @@
         </w:tc>
         <w:tc>
           <w:tcPr>
-            <w:tcW w:w="2650" w:type="dxa"/>
+            <w:tcW w:w="3567" w:type="dxa"/>
             <w:tcBorders>
               <w:bottom w:val="single" w:sz="4" w:space="0" w:color="auto"/>
             </w:tcBorders>
@@ -1269,7 +1270,7 @@
         </w:tc>
         <w:tc>
           <w:tcPr>
-            <w:tcW w:w="1825" w:type="dxa"/>
+            <w:tcW w:w="1395" w:type="dxa"/>
             <w:tcBorders>
               <w:bottom w:val="single" w:sz="4" w:space="0" w:color="auto"/>
             </w:tcBorders>
@@ -1295,7 +1296,7 @@
         </w:tc>
         <w:tc>
           <w:tcPr>
-            <w:tcW w:w="3534" w:type="dxa"/>
+            <w:tcW w:w="5528" w:type="dxa"/>
             <w:tcBorders>
               <w:bottom w:val="single" w:sz="4" w:space="0" w:color="auto"/>
             </w:tcBorders>
@@ -1352,7 +1353,7 @@
         </w:trPr>
         <w:tc>
           <w:tcPr>
-            <w:tcW w:w="2889" w:type="dxa"/>
+            <w:tcW w:w="594" w:type="dxa"/>
             <w:tcBorders>
               <w:top w:val="single" w:sz="4" w:space="0" w:color="auto"/>
               <w:left w:val="single" w:sz="4" w:space="0" w:color="auto"/>
@@ -1363,6 +1364,7 @@
           </w:tcPr>
           <w:p>
             <w:pPr>
+              <w:jc w:val="center"/>
               <w:rPr>
                 <w:rFonts w:ascii="Trebuchet MS" w:hAnsi="Trebuchet MS"/>
                 <w:b/>
@@ -1380,7 +1382,14 @@
                 <w:rFonts w:ascii="Trebuchet MS" w:hAnsi="Trebuchet MS"/>
                 <w:b/>
               </w:rPr>
-              <w:t>&lt;&lt;</w:t>
+              <w:t>&lt;</w:t>
+            </w:r>
+            <w:r>
+              <w:rPr>
+                <w:rFonts w:ascii="Trebuchet MS" w:hAnsi="Trebuchet MS"/>
+                <w:b/>
+              </w:rPr>
+              <w:t>&lt;</w:t>
             </w:r>
             <w:r>
               <w:rPr>
@@ -1400,7 +1409,7 @@
         </w:tc>
         <w:tc>
           <w:tcPr>
-            <w:tcW w:w="2650" w:type="dxa"/>
+            <w:tcW w:w="3567" w:type="dxa"/>
             <w:tcBorders>
               <w:top w:val="single" w:sz="4" w:space="0" w:color="auto"/>
               <w:left w:val="single" w:sz="4" w:space="0" w:color="auto"/>
@@ -1427,7 +1436,7 @@
         </w:tc>
         <w:tc>
           <w:tcPr>
-            <w:tcW w:w="1825" w:type="dxa"/>
+            <w:tcW w:w="1395" w:type="dxa"/>
             <w:tcBorders>
               <w:top w:val="single" w:sz="4" w:space="0" w:color="auto"/>
               <w:left w:val="single" w:sz="4" w:space="0" w:color="auto"/>
@@ -1467,7 +1476,7 @@
         </w:tc>
         <w:tc>
           <w:tcPr>
-            <w:tcW w:w="3534" w:type="dxa"/>
+            <w:tcW w:w="5528" w:type="dxa"/>
             <w:tcBorders>
               <w:top w:val="single" w:sz="4" w:space="0" w:color="auto"/>
               <w:left w:val="single" w:sz="4" w:space="0" w:color="auto"/>
@@ -1513,7 +1522,7 @@
         </w:trPr>
         <w:tc>
           <w:tcPr>
-            <w:tcW w:w="5539" w:type="dxa"/>
+            <w:tcW w:w="4161" w:type="dxa"/>
             <w:gridSpan w:val="2"/>
             <w:tcBorders>
               <w:top w:val="single" w:sz="4" w:space="0" w:color="auto"/>
@@ -1542,7 +1551,7 @@
         </w:tc>
         <w:tc>
           <w:tcPr>
-            <w:tcW w:w="1825" w:type="dxa"/>
+            <w:tcW w:w="1395" w:type="dxa"/>
             <w:tcBorders>
               <w:top w:val="single" w:sz="4" w:space="0" w:color="auto"/>
               <w:left w:val="single" w:sz="4" w:space="0" w:color="auto"/>
@@ -1593,7 +1602,7 @@
         </w:tc>
         <w:tc>
           <w:tcPr>
-            <w:tcW w:w="3534" w:type="dxa"/>
+            <w:tcW w:w="5528" w:type="dxa"/>
             <w:tcBorders>
               <w:top w:val="single" w:sz="4" w:space="0" w:color="auto"/>
               <w:left w:val="single" w:sz="4" w:space="0" w:color="auto"/>
